--- a/ove/public/docs/bi/ove75-l4-ol-r0.docx
+++ b/ove/public/docs/bi/ove75-l4-ol-r0.docx
@@ -311,14 +311,14 @@
         </w:tblCellMar>
       </w:tblPr>
       <w:tblGrid>
-        <w:gridCol w:w="3300"/>
-        <w:gridCol w:w="3336"/>
-        <w:gridCol w:w="3000"/>
+        <w:gridCol w:w="3276"/>
+        <w:gridCol w:w="3372"/>
+        <w:gridCol w:w="2988"/>
       </w:tblGrid>
       <w:tr>
         <w:tc>
           <w:tcPr>
-            <w:tcW w:w="3300" w:type="dxa"/>
+            <w:tcW w:w="3276" w:type="dxa"/>
             <w:shd w:val="clear" w:color="auto" w:fill="EFEFEF"/>
             <w:vAlign w:val="center"/>
           </w:tcPr>
@@ -339,7 +339,7 @@
         </w:tc>
         <w:tc>
           <w:tcPr>
-            <w:tcW w:w="3336" w:type="dxa"/>
+            <w:tcW w:w="3372" w:type="dxa"/>
             <w:shd w:val="clear" w:color="auto" w:fill="EFEFEF"/>
             <w:vAlign w:val="center"/>
           </w:tcPr>
@@ -360,7 +360,7 @@
         </w:tc>
         <w:tc>
           <w:tcPr>
-            <w:tcW w:w="3000" w:type="dxa"/>
+            <w:tcW w:w="2988" w:type="dxa"/>
             <w:shd w:val="clear" w:color="auto" w:fill="EFEFEF"/>
             <w:vAlign w:val="center"/>
           </w:tcPr>
@@ -383,7 +383,7 @@
       <w:tr>
         <w:tc>
           <w:tcPr>
-            <w:tcW w:w="3300" w:type="dxa"/>
+            <w:tcW w:w="3276" w:type="dxa"/>
             <w:vAlign w:val="center"/>
           </w:tcPr>
           <w:p>
@@ -402,7 +402,7 @@
         </w:tc>
         <w:tc>
           <w:tcPr>
-            <w:tcW w:w="3336" w:type="dxa"/>
+            <w:tcW w:w="3372" w:type="dxa"/>
             <w:vAlign w:val="center"/>
           </w:tcPr>
           <w:p>
@@ -421,7 +421,7 @@
         </w:tc>
         <w:tc>
           <w:tcPr>
-            <w:tcW w:w="3000" w:type="dxa"/>
+            <w:tcW w:w="2988" w:type="dxa"/>
             <w:vAlign w:val="center"/>
           </w:tcPr>
           <w:p>
@@ -442,7 +442,7 @@
       <w:tr>
         <w:tc>
           <w:tcPr>
-            <w:tcW w:w="3300" w:type="dxa"/>
+            <w:tcW w:w="3276" w:type="dxa"/>
             <w:vAlign w:val="center"/>
           </w:tcPr>
           <w:p>
@@ -461,7 +461,7 @@
         </w:tc>
         <w:tc>
           <w:tcPr>
-            <w:tcW w:w="3336" w:type="dxa"/>
+            <w:tcW w:w="3372" w:type="dxa"/>
             <w:vAlign w:val="center"/>
           </w:tcPr>
           <w:p>
@@ -480,7 +480,7 @@
         </w:tc>
         <w:tc>
           <w:tcPr>
-            <w:tcW w:w="3000" w:type="dxa"/>
+            <w:tcW w:w="2988" w:type="dxa"/>
             <w:vAlign w:val="center"/>
           </w:tcPr>
           <w:p>
@@ -501,7 +501,7 @@
       <w:tr>
         <w:tc>
           <w:tcPr>
-            <w:tcW w:w="3300" w:type="dxa"/>
+            <w:tcW w:w="3276" w:type="dxa"/>
             <w:vAlign w:val="center"/>
           </w:tcPr>
           <w:p>
@@ -520,7 +520,7 @@
         </w:tc>
         <w:tc>
           <w:tcPr>
-            <w:tcW w:w="3336" w:type="dxa"/>
+            <w:tcW w:w="3372" w:type="dxa"/>
             <w:vAlign w:val="center"/>
           </w:tcPr>
           <w:p>
@@ -539,7 +539,7 @@
         </w:tc>
         <w:tc>
           <w:tcPr>
-            <w:tcW w:w="3000" w:type="dxa"/>
+            <w:tcW w:w="2988" w:type="dxa"/>
             <w:vAlign w:val="center"/>
           </w:tcPr>
           <w:p>
@@ -1084,6 +1084,98 @@
     </w:p>
     <w:p>
       <w:pPr>
+        <w:spacing w:before="200" w:after="80"/>
+      </w:pPr>
+      <w:r>
+        <w:rPr>
+          <w:rFonts w:ascii="Arial" w:hAnsi="Arial" w:cs="Arial"/>
+          <w:b/>
+          <w:sz w:val="20"/>
+          <w:szCs w:val="20"/>
+        </w:rPr>
+        <w:t xml:space="preserve">Состав документа</w:t>
+      </w:r>
+    </w:p>
+    <w:p>
+      <w:pPr>
+        <w:spacing w:before="0" w:after="40"/>
+      </w:pPr>
+      <w:r>
+        <w:rPr>
+          <w:rFonts w:ascii="Arial" w:hAnsi="Arial" w:cs="Arial"/>
+          <w:sz w:val="18"/>
+          <w:szCs w:val="18"/>
+        </w:rPr>
+        <w:t xml:space="preserve">1. Назначение альбома</w:t>
+      </w:r>
+    </w:p>
+    <w:p>
+      <w:pPr>
+        <w:spacing w:before="0" w:after="40"/>
+      </w:pPr>
+      <w:r>
+        <w:rPr>
+          <w:rFonts w:ascii="Arial" w:hAnsi="Arial" w:cs="Arial"/>
+          <w:sz w:val="18"/>
+          <w:szCs w:val="18"/>
+        </w:rPr>
+        <w:t xml:space="preserve">2. Порядок заполнения изготовителем</w:t>
+      </w:r>
+    </w:p>
+    <w:p>
+      <w:pPr>
+        <w:spacing w:before="0" w:after="40"/>
+      </w:pPr>
+      <w:r>
+        <w:rPr>
+          <w:rFonts w:ascii="Arial" w:hAnsi="Arial" w:cs="Arial"/>
+          <w:sz w:val="18"/>
+          <w:szCs w:val="18"/>
+        </w:rPr>
+        <w:t xml:space="preserve">3. Состав альбома</w:t>
+      </w:r>
+    </w:p>
+    <w:p>
+      <w:pPr>
+        <w:spacing w:before="0" w:after="40"/>
+      </w:pPr>
+      <w:r>
+        <w:rPr>
+          <w:rFonts w:ascii="Arial" w:hAnsi="Arial" w:cs="Arial"/>
+          <w:sz w:val="18"/>
+          <w:szCs w:val="18"/>
+        </w:rPr>
+        <w:t xml:space="preserve">4. Опросный лист ОЛ-ОВЭ75-12. Штабелёр (система автоматического складирования)</w:t>
+      </w:r>
+    </w:p>
+    <w:p>
+      <w:pPr>
+        <w:spacing w:before="0" w:after="40"/>
+      </w:pPr>
+      <w:r>
+        <w:rPr>
+          <w:rFonts w:ascii="Arial" w:hAnsi="Arial" w:cs="Arial"/>
+          <w:sz w:val="18"/>
+          <w:szCs w:val="18"/>
+        </w:rPr>
+        <w:t xml:space="preserve">5. Опросный лист ОЛ-ОВЭ75-11. Кран мостовой специальный (автоматический) — лист Лота №3</w:t>
+      </w:r>
+    </w:p>
+    <w:p>
+      <w:pPr>
+        <w:spacing w:before="0" w:after="40"/>
+      </w:pPr>
+      <w:r>
+        <w:rPr>
+          <w:rFonts w:ascii="Arial" w:hAnsi="Arial" w:cs="Arial"/>
+          <w:sz w:val="18"/>
+          <w:szCs w:val="18"/>
+        </w:rPr>
+        <w:t xml:space="preserve">6. Открытые позиции</w:t>
+      </w:r>
+    </w:p>
+    <w:p>
+      <w:pPr>
         <w:spacing w:before="0" w:after="0"/>
       </w:pPr>
       <w:r>
@@ -3028,11 +3120,10 @@
     <w:p>
       <w:r>
         <w:rPr>
-          <w:i/>
-          <w:color w:val="555555"/>
-          <w:sz w:val="18"/>
-        </w:rPr>
-        <w:t xml:space="preserve">Поля, выделенные цветом («уточняется по ТКП»), заполняет изготовитель; остальные значения — исходные требования Заказчика (ИД ч.1/ч.2, ТЗ на БИ) и решения Базового инжиниринга.</w:t>
+          <w:color w:val="8A6200"/>
+          <w:sz w:val="17"/>
+        </w:rPr>
+        <w:t xml:space="preserve">Заливкой отмечены поля «уточняется по ТКП» — их заполняет поставщик; остальные значения — исходные требования Заказчика (исходные данные, техническое задание) и решения Базового инжиниринга.</w:t>
       </w:r>
     </w:p>
     <w:p>
@@ -3056,7 +3147,7 @@
         <w:rPr>
           <w:sz w:val="19"/>
         </w:rPr>
-        <w:t xml:space="preserve">— заполненный настоящий опросный лист (поля, выделенные цветом) и опросный лист завода при наличии;</w:t>
+        <w:t xml:space="preserve">— заполненный настоящий опросный лист (поля «уточняется по ТКП») и опросный лист завода при наличии;</w:t>
       </w:r>
     </w:p>
     <w:p>
@@ -4437,11 +4528,10 @@
     <w:p>
       <w:r>
         <w:rPr>
-          <w:i/>
-          <w:color w:val="555555"/>
-          <w:sz w:val="18"/>
-        </w:rPr>
-        <w:t xml:space="preserve">Поля, выделенные цветом («уточняется по ТКП»), заполняет изготовитель; остальные значения — исходные требования Заказчика (ИД ч.1/ч.2, ТЗ на БИ) и решения Базового инжиниринга.</w:t>
+          <w:color w:val="8A6200"/>
+          <w:sz w:val="17"/>
+        </w:rPr>
+        <w:t xml:space="preserve">Заливкой отмечены поля «уточняется по ТКП» — их заполняет поставщик; остальные значения — исходные требования Заказчика (исходные данные, техническое задание) и решения Базового инжиниринга.</w:t>
       </w:r>
     </w:p>
     <w:p>
@@ -4465,7 +4555,7 @@
         <w:rPr>
           <w:sz w:val="19"/>
         </w:rPr>
-        <w:t xml:space="preserve">— заполненный настоящий опросный лист (поля, выделенные цветом) и опросный лист завода при наличии;</w:t>
+        <w:t xml:space="preserve">— заполненный настоящий опросный лист (поля «уточняется по ТКП») и опросный лист завода при наличии;</w:t>
       </w:r>
     </w:p>
     <w:p>
